--- a/claude/governance/IMPROVEMENT_SUGGESTIONS_FA.docx
+++ b/claude/governance/IMPROVEMENT_SUGGESTIONS_FA.docx
@@ -269,7 +269,7 @@
           <w:rStyle w:val="VerbatimChar"/>
           <w:rtl/>
         </w:rPr>
-        <w:t xml:space="preserve">claude_R8.m</w:t>
+        <w:t xml:space="preserve">LSTE_solver_R8.m</w:t>
       </w:r>
       <w:r>
         <w:rPr>
@@ -363,7 +363,7 @@
           <w:rStyle w:val="VerbatimChar"/>
           <w:rtl/>
         </w:rPr>
-        <w:t xml:space="preserve">claude_R7.m</w:t>
+        <w:t xml:space="preserve">LSTE_solver_R7.m</w:t>
       </w:r>
       <w:r>
         <w:rPr>
@@ -3582,7 +3582,7 @@
           <w:rStyle w:val="VerbatimChar"/>
           <w:rtl/>
         </w:rPr>
-        <w:t xml:space="preserve">claude_R7.m</w:t>
+        <w:t xml:space="preserve">LSTE_solver_R7.m</w:t>
       </w:r>
       <w:r>
         <w:rPr>
@@ -3631,7 +3631,7 @@
           <w:rStyle w:val="VerbatimChar"/>
           <w:rtl/>
         </w:rPr>
-        <w:t xml:space="preserve">out_name='Results_claude_R5.mat'</w:t>
+        <w:t xml:space="preserve">out_name='Results_LSTE_solver_R5.mat'</w:t>
       </w:r>
       <w:r>
         <w:rPr>
@@ -3674,7 +3674,7 @@
           <w:rStyle w:val="VerbatimChar"/>
           <w:rtl/>
         </w:rPr>
-        <w:t xml:space="preserve">claude_R7.m</w:t>
+        <w:t xml:space="preserve">LSTE_solver_R7.m</w:t>
       </w:r>
       <w:r>
         <w:rPr>
@@ -4404,7 +4404,7 @@
           <w:rStyle w:val="VerbatimChar"/>
           <w:rtl/>
         </w:rPr>
-        <w:t xml:space="preserve">claude_R7.m</w:t>
+        <w:t xml:space="preserve">LSTE_solver_R7.m</w:t>
       </w:r>
       <w:r>
         <w:rPr>
@@ -4605,7 +4605,7 @@
           <w:rStyle w:val="VerbatimChar"/>
           <w:rtl/>
         </w:rPr>
-        <w:t xml:space="preserve">claude_porosity_check_R3_1.m</w:t>
+        <w:t xml:space="preserve">porosity_check_R3_1.m</w:t>
       </w:r>
       <w:r>
         <w:rPr>
